--- a/Web-Development Project/Summary.docx
+++ b/Web-Development Project/Summary.docx
@@ -29,19 +29,97 @@
       </w:r>
       <w:r>
         <w:tab/>
-      </w:r>
-      <w:r>
-        <w:t>&lt;h</w:t>
-      </w:r>
-      <w:r>
-        <w:t>2</w:t>
-      </w:r>
-      <w:r>
-        <w:t>&gt;&lt;/h</w:t>
-      </w:r>
-      <w:r>
-        <w:t>2</w:t>
-      </w:r>
+        <w:t>&lt;h2&gt;&lt;/h2&gt;</w:t>
+      </w:r>
+    </w:p>
+    <w:p>
+      <w:r>
+        <w:tab/>
+      </w:r>
+      <w:r>
+        <w:tab/>
+        <w:t>&lt;h3&gt;&lt;/h3&gt;</w:t>
+      </w:r>
+    </w:p>
+    <w:p>
+      <w:r>
+        <w:tab/>
+      </w:r>
+      <w:r>
+        <w:tab/>
+        <w:t>&lt;h4&gt;&lt;/h4&gt;</w:t>
+      </w:r>
+    </w:p>
+    <w:p>
+      <w:r>
+        <w:tab/>
+      </w:r>
+      <w:r>
+        <w:tab/>
+        <w:t>&lt;h5&gt;&lt;/h5&gt;</w:t>
+      </w:r>
+    </w:p>
+    <w:p>
+      <w:r>
+        <w:tab/>
+      </w:r>
+      <w:r>
+        <w:tab/>
+        <w:t>&lt;h6&gt;&lt;/h6&gt;</w:t>
+      </w:r>
+    </w:p>
+    <w:p>
+      <w:r>
+        <w:t>Lecture 17 Section 2.2</w:t>
+      </w:r>
+    </w:p>
+    <w:p>
+      <w:r>
+        <w:tab/>
+        <w:t>Paragraph Element</w:t>
+      </w:r>
+    </w:p>
+    <w:p>
+      <w:r>
+        <w:tab/>
+      </w:r>
+      <w:r>
+        <w:tab/>
+        <w:t>&lt;p&gt;&lt;/p&gt;</w:t>
+      </w:r>
+    </w:p>
+    <w:p>
+      <w:r>
+        <w:t>Lecture 18 Section 2.3</w:t>
+      </w:r>
+    </w:p>
+    <w:p>
+      <w:r>
+        <w:tab/>
+        <w:t>List:</w:t>
+      </w:r>
+    </w:p>
+    <w:p>
+      <w:r>
+        <w:tab/>
+      </w:r>
+      <w:r>
+        <w:tab/>
+        <w:t>Ordered list &lt;</w:t>
+      </w:r>
+      <w:proofErr w:type="spellStart"/>
+      <w:r>
+        <w:t>ol</w:t>
+      </w:r>
+      <w:proofErr w:type="spellEnd"/>
+      <w:r>
+        <w:t>&gt;&lt;/</w:t>
+      </w:r>
+      <w:proofErr w:type="spellStart"/>
+      <w:r>
+        <w:t>ol</w:t>
+      </w:r>
+      <w:proofErr w:type="spellEnd"/>
       <w:r>
         <w:t>&gt;</w:t>
       </w:r>
@@ -52,19 +130,117 @@
       </w:r>
       <w:r>
         <w:tab/>
-      </w:r>
-      <w:r>
-        <w:t>&lt;h</w:t>
-      </w:r>
-      <w:r>
-        <w:t>3</w:t>
-      </w:r>
-      <w:r>
-        <w:t>&gt;&lt;/h</w:t>
-      </w:r>
-      <w:r>
-        <w:t>3</w:t>
-      </w:r>
+        <w:t>Un-Ordered  list &lt;ul&gt;&lt;/ul&gt;</w:t>
+      </w:r>
+    </w:p>
+    <w:p>
+      <w:r>
+        <w:tab/>
+      </w:r>
+      <w:r>
+        <w:tab/>
+        <w:t>Items in both list &lt;li&gt;&lt;/li&gt;</w:t>
+      </w:r>
+    </w:p>
+    <w:p>
+      <w:r>
+        <w:tab/>
+        <w:t>Non-Closing Tags:</w:t>
+      </w:r>
+    </w:p>
+    <w:p>
+      <w:r>
+        <w:tab/>
+      </w:r>
+      <w:r>
+        <w:tab/>
+        <w:t>Horizontal Ray :</w:t>
+      </w:r>
+    </w:p>
+    <w:p>
+      <w:r>
+        <w:tab/>
+      </w:r>
+      <w:r>
+        <w:tab/>
+      </w:r>
+      <w:r>
+        <w:tab/>
+        <w:t>&lt;hr /&gt;</w:t>
+      </w:r>
+    </w:p>
+    <w:p>
+      <w:r>
+        <w:tab/>
+      </w:r>
+      <w:r>
+        <w:tab/>
+        <w:t>Break :</w:t>
+      </w:r>
+    </w:p>
+    <w:p>
+      <w:r>
+        <w:tab/>
+      </w:r>
+      <w:r>
+        <w:tab/>
+      </w:r>
+      <w:r>
+        <w:tab/>
+        <w:t>&lt;</w:t>
+      </w:r>
+      <w:proofErr w:type="spellStart"/>
+      <w:r>
+        <w:t>br</w:t>
+      </w:r>
+      <w:proofErr w:type="spellEnd"/>
+      <w:r>
+        <w:t xml:space="preserve"> /&gt;</w:t>
+      </w:r>
+    </w:p>
+    <w:p>
+      <w:r>
+        <w:t>Lecture-19 Section-3.1</w:t>
+      </w:r>
+    </w:p>
+    <w:p>
+      <w:r>
+        <w:tab/>
+        <w:t>Nested List:</w:t>
+      </w:r>
+    </w:p>
+    <w:p>
+      <w:r>
+        <w:tab/>
+      </w:r>
+      <w:r>
+        <w:tab/>
+        <w:t>&lt;ul&gt;</w:t>
+      </w:r>
+      <w:r>
+        <w:tab/>
+      </w:r>
+      <w:r>
+        <w:tab/>
+      </w:r>
+      <w:r>
+        <w:tab/>
+      </w:r>
+      <w:r>
+        <w:tab/>
+      </w:r>
+      <w:r>
+        <w:tab/>
+      </w:r>
+      <w:r>
+        <w:tab/>
+        <w:t>&lt;</w:t>
+      </w:r>
+      <w:proofErr w:type="spellStart"/>
+      <w:r>
+        <w:t>ol</w:t>
+      </w:r>
+      <w:proofErr w:type="spellEnd"/>
       <w:r>
         <w:t>&gt;</w:t>
       </w:r>
@@ -77,40 +253,119 @@
         <w:tab/>
       </w:r>
       <w:r>
-        <w:t>&lt;h</w:t>
-      </w:r>
-      <w:r>
-        <w:t>4</w:t>
-      </w:r>
-      <w:r>
-        <w:t>&gt;&lt;/h</w:t>
-      </w:r>
-      <w:r>
-        <w:t>4</w:t>
-      </w:r>
+        <w:tab/>
+        <w:t>&lt;</w:t>
+      </w:r>
+      <w:proofErr w:type="spellStart"/>
+      <w:r>
+        <w:t>ol</w:t>
+      </w:r>
+      <w:proofErr w:type="spellEnd"/>
+      <w:r>
+        <w:t>&gt;&lt;</w:t>
+      </w:r>
+      <w:proofErr w:type="spellStart"/>
+      <w:r>
+        <w:t>ol</w:t>
+      </w:r>
+      <w:proofErr w:type="spellEnd"/>
+      <w:r>
+        <w:t>/&gt;</w:t>
+      </w:r>
+      <w:r>
+        <w:tab/>
+      </w:r>
+      <w:r>
+        <w:tab/>
+      </w:r>
+      <w:r>
+        <w:tab/>
+      </w:r>
+      <w:r>
+        <w:tab/>
+      </w:r>
+      <w:r>
+        <w:tab/>
+        <w:t>&lt;ul&gt;&lt;/ul&gt;</w:t>
+      </w:r>
+    </w:p>
+    <w:p>
+      <w:r>
+        <w:tab/>
+      </w:r>
+      <w:r>
+        <w:tab/>
+        <w:t>&lt;/ul&gt;</w:t>
+      </w:r>
+      <w:r>
+        <w:tab/>
+      </w:r>
+      <w:r>
+        <w:tab/>
+      </w:r>
+      <w:r>
+        <w:tab/>
+      </w:r>
+      <w:r>
+        <w:tab/>
+      </w:r>
+      <w:r>
+        <w:tab/>
+      </w:r>
+      <w:r>
+        <w:tab/>
+        <w:t>&lt;/</w:t>
+      </w:r>
+      <w:proofErr w:type="spellStart"/>
+      <w:r>
+        <w:t>ol</w:t>
+      </w:r>
+      <w:proofErr w:type="spellEnd"/>
       <w:r>
         <w:t>&gt;</w:t>
       </w:r>
     </w:p>
     <w:p>
       <w:r>
-        <w:tab/>
-      </w:r>
-      <w:r>
-        <w:tab/>
-      </w:r>
-      <w:r>
-        <w:t>&lt;h</w:t>
-      </w:r>
-      <w:r>
-        <w:t>5</w:t>
-      </w:r>
-      <w:r>
-        <w:t>&gt;&lt;/h</w:t>
-      </w:r>
-      <w:r>
-        <w:t>5</w:t>
-      </w:r>
+        <w:t>Lecture 20 Section-3.2</w:t>
+      </w:r>
+    </w:p>
+    <w:p>
+      <w:r>
+        <w:tab/>
+        <w:t>Anchor Element:</w:t>
+      </w:r>
+    </w:p>
+    <w:p>
+      <w:r>
+        <w:lastRenderedPageBreak/>
+        <w:tab/>
+      </w:r>
+      <w:r>
+        <w:tab/>
+        <w:t>&lt;</w:t>
+      </w:r>
+      <w:proofErr w:type="spellStart"/>
+      <w:r>
+        <w:t>tagName</w:t>
+      </w:r>
+      <w:proofErr w:type="spellEnd"/>
+      <w:r>
+        <w:t xml:space="preserve"> </w:t>
+      </w:r>
+      <w:proofErr w:type="spellStart"/>
+      <w:r>
+        <w:t>href</w:t>
+      </w:r>
+      <w:proofErr w:type="spellEnd"/>
+      <w:r>
+        <w:t>=””&gt;Highlighted&lt;/</w:t>
+      </w:r>
+      <w:proofErr w:type="spellStart"/>
+      <w:r>
+        <w:t>tagName</w:t>
+      </w:r>
+      <w:proofErr w:type="spellEnd"/>
       <w:r>
         <w:t>&gt;</w:t>
       </w:r>
@@ -118,64 +373,21 @@
     <w:p>
       <w:r>
         <w:tab/>
-      </w:r>
-      <w:r>
-        <w:tab/>
-      </w:r>
-      <w:r>
-        <w:t>&lt;h</w:t>
-      </w:r>
-      <w:r>
-        <w:t>6</w:t>
-      </w:r>
-      <w:r>
-        <w:t>&gt;&lt;/h</w:t>
-      </w:r>
-      <w:r>
-        <w:t>6</w:t>
-      </w:r>
-      <w:r>
-        <w:t>&gt;</w:t>
-      </w:r>
-    </w:p>
-    <w:p>
-      <w:r>
-        <w:t>Lecture 17 Section 2.2</w:t>
-      </w:r>
-    </w:p>
-    <w:p>
-      <w:r>
-        <w:tab/>
-        <w:t>Paragraph Element</w:t>
-      </w:r>
-    </w:p>
-    <w:p>
-      <w:r>
-        <w:tab/>
-      </w:r>
-      <w:r>
-        <w:tab/>
-        <w:t>&lt;p&gt;&lt;/p&gt;</w:t>
-      </w:r>
-    </w:p>
-    <w:p>
-      <w:r>
-        <w:t>Lecture 18 Section 2.3</w:t>
-      </w:r>
-    </w:p>
-    <w:p>
-      <w:r>
-        <w:tab/>
-        <w:t>List:</w:t>
-      </w:r>
-    </w:p>
-    <w:p>
-      <w:r>
-        <w:tab/>
-      </w:r>
-      <w:r>
-        <w:tab/>
-        <w:t>Ordered list &lt;</w:t>
+        <w:t xml:space="preserve">Continue list with </w:t>
+      </w:r>
+      <w:proofErr w:type="gramStart"/>
+      <w:r>
+        <w:t>particular number</w:t>
+      </w:r>
+      <w:proofErr w:type="gramEnd"/>
+    </w:p>
+    <w:p>
+      <w:r>
+        <w:tab/>
+      </w:r>
+      <w:r>
+        <w:tab/>
+        <w:t>&lt;</w:t>
       </w:r>
       <w:proofErr w:type="spellStart"/>
       <w:r>
@@ -183,106 +395,9 @@
       </w:r>
       <w:proofErr w:type="spellEnd"/>
       <w:r>
-        <w:t>&gt;&lt;/</w:t>
-      </w:r>
-      <w:proofErr w:type="spellStart"/>
-      <w:r>
-        <w:t>ol</w:t>
-      </w:r>
-      <w:proofErr w:type="spellEnd"/>
-      <w:r>
-        <w:t>&gt;</w:t>
-      </w:r>
-    </w:p>
-    <w:p>
-      <w:r>
-        <w:tab/>
-      </w:r>
-      <w:r>
-        <w:tab/>
-        <w:t>Un-Ordered  list &lt;ul&gt;&lt;/ul&gt;</w:t>
-      </w:r>
-    </w:p>
-    <w:p>
-      <w:r>
-        <w:tab/>
-      </w:r>
-      <w:r>
-        <w:tab/>
-        <w:t>Items in both list &lt;li&gt;&lt;/li&gt;</w:t>
-      </w:r>
-    </w:p>
-    <w:p>
-      <w:r>
-        <w:tab/>
-        <w:t>Non-Closing Tags:</w:t>
-      </w:r>
-    </w:p>
-    <w:p>
-      <w:r>
-        <w:tab/>
-      </w:r>
-      <w:r>
-        <w:tab/>
-      </w:r>
-      <w:r>
-        <w:t>Horizontal Ray :</w:t>
-      </w:r>
-    </w:p>
-    <w:p>
-      <w:r>
-        <w:tab/>
-      </w:r>
-      <w:r>
-        <w:tab/>
-      </w:r>
-      <w:r>
-        <w:tab/>
-      </w:r>
-      <w:r>
-        <w:t>&lt;hr /&gt;</w:t>
-      </w:r>
-    </w:p>
-    <w:p>
-      <w:r>
-        <w:tab/>
-      </w:r>
-      <w:r>
-        <w:tab/>
-      </w:r>
-      <w:r>
-        <w:t>Break :</w:t>
-      </w:r>
-    </w:p>
-    <w:p>
-      <w:r>
-        <w:tab/>
-      </w:r>
-      <w:r>
-        <w:tab/>
-      </w:r>
-      <w:r>
-        <w:tab/>
-      </w:r>
-      <w:r>
-        <w:t>&lt;</w:t>
-      </w:r>
-      <w:proofErr w:type="spellStart"/>
-      <w:r>
-        <w:t>br</w:t>
-      </w:r>
-      <w:proofErr w:type="spellEnd"/>
-      <w:r>
-        <w:t xml:space="preserve"> /&gt;</w:t>
-      </w:r>
-    </w:p>
-    <w:p/>
-    <w:p>
-      <w:r>
-        <w:t>Lecture-19 Section-3.1</w:t>
-      </w:r>
-    </w:p>
-    <w:p/>
+        <w:t xml:space="preserve"> start=””&gt; </w:t>
+      </w:r>
+    </w:p>
     <w:sectPr>
       <w:pgSz w:w="11906" w:h="16838"/>
       <w:pgMar w:top="1440" w:right="1440" w:bottom="1440" w:left="1440" w:header="708" w:footer="708" w:gutter="0"/>
